--- a/samples/input_rich.docx
+++ b/samples/input_rich.docx
@@ -319,6 +319,53 @@
       </w:r>
       <w:r>
         <w:t xml:space="preserve"> with the silkscreen arrow before fastening.</w:t>
+      </w:r>
+    </w:p>
+    <w:p>
+      <w:r>
+        <w:t xml:space="preserve">The coolant is </w:t>
+      </w:r>
+      <w:r>
+        <w:t>H</w:t>
+      </w:r>
+      <w:r>
+        <w:rPr>
+          <w:vertAlign w:val="subscript"/>
+        </w:rPr>
+        <w:t>2</w:t>
+      </w:r>
+      <w:r>
+        <w:t xml:space="preserve">O; dissipation scales with </w:t>
+      </w:r>
+      <w:r>
+        <w:t>v</w:t>
+      </w:r>
+      <w:r>
+        <w:rPr>
+          <w:vertAlign w:val="superscript"/>
+        </w:rPr>
+        <w:t>2</w:t>
+      </w:r>
+      <w:r>
+        <w:t xml:space="preserve">. The </w:t>
+      </w:r>
+      <w:r>
+        <w:rPr>
+          <w:u w:val="single"/>
+        </w:rPr>
+        <w:t>thermal budget</w:t>
+      </w:r>
+      <w:r>
+        <w:t xml:space="preserve"> is fixed; the </w:t>
+      </w:r>
+      <w:r>
+        <w:rPr>
+          <w:strike/>
+        </w:rPr>
+        <w:t>old 5 W limit</w:t>
+      </w:r>
+      <w:r>
+        <w:t xml:space="preserve"> no longer applies.</w:t>
       </w:r>
     </w:p>
     <w:sectPr>

--- a/samples/input_rich.docx
+++ b/samples/input_rich.docx
@@ -365,7 +365,13 @@
         <w:t>old 5 W limit</w:t>
       </w:r>
       <w:r>
-        <w:t xml:space="preserve"> no longer applies.</w:t>
+        <w:t xml:space="preserve"> no longer applies. </w:t>
+      </w:r>
+      <w:r>
+        <w:rPr>
+          <w:highlight w:val="yellow"/>
+        </w:rPr>
+        <w:t>Confirm the tolerance</w:t>
       </w:r>
     </w:p>
     <w:sectPr>
